--- a/bank/task_03/variant_50.docx
+++ b/bank/task_03/variant_50.docx
@@ -5,16 +5,15 @@
     <w:p>
       <w:pPr>
         <w:pStyle w:val="ds-markdown-paragraph"/>
-        <w:spacing w:before="240" w:beforeAutospacing="0"/>
+        <w:spacing w:before="0" w:beforeAutospacing="0" w:after="0"/>
         <w:rPr>
-          <w:rFonts w:ascii="Cambria Math" w:hAnsi="Cambria Math" w:cs="Segoe UI"/>
+          <w:b/>
           <w:szCs w:val="28"/>
         </w:rPr>
       </w:pPr>
       <w:r>
         <w:rPr>
           <w:rStyle w:val="a3"/>
-          <w:rFonts w:ascii="Cambria Math" w:hAnsi="Cambria Math" w:cs="Segoe UI"/>
           <w:b w:val="0"/>
           <w:szCs w:val="28"/>
         </w:rPr>
@@ -22,15 +21,22 @@
       </w:r>
       <w:r>
         <w:rPr>
-          <w:rFonts w:ascii="Cambria Math" w:hAnsi="Cambria Math" w:cs="Segoe UI"/>
+          <w:b/>
           <w:szCs w:val="28"/>
         </w:rPr>
-        <w:t xml:space="preserve"> Найдите корни уравнения </w:t>
+        <w:t> </w:t>
+      </w:r>
+      <w:r>
+        <w:rPr>
+          <w:bCs/>
+          <w:szCs w:val="28"/>
+        </w:rPr>
+        <w:t xml:space="preserve">Найдите корни уравнения </w:t>
       </w:r>
       <m:oMath>
         <m:r>
           <w:rPr>
-            <w:rFonts w:ascii="Cambria Math" w:hAnsi="Cambria Math" w:cs="Segoe UI"/>
+            <w:rFonts w:ascii="Cambria Math" w:hAnsi="Cambria Math"/>
             <w:szCs w:val="28"/>
           </w:rPr>
           <m:t>16x² – 1 = 0.</m:t>
@@ -38,7 +44,7 @@
       </m:oMath>
       <w:r>
         <w:rPr>
-          <w:rFonts w:ascii="Cambria Math" w:hAnsi="Cambria Math" w:cs="Segoe UI"/>
+          <w:bCs/>
           <w:szCs w:val="28"/>
         </w:rPr>
         <w:br/>
@@ -48,22 +54,14 @@
     <w:p>
       <w:pPr>
         <w:rPr>
-          <w:rFonts w:ascii="Cambria Math" w:hAnsi="Cambria Math"/>
-          <w:sz w:val="24"/>
           <w:szCs w:val="28"/>
         </w:rPr>
       </w:pPr>
     </w:p>
-    <w:p>
-      <w:pPr>
-        <w:rPr>
-          <w:sz w:val="24"/>
-        </w:rPr>
-      </w:pPr>
-    </w:p>
+    <w:p/>
     <w:sectPr>
       <w:pgSz w:w="11906" w:h="16838"/>
-      <w:pgMar w:top="1134" w:right="850" w:bottom="1134" w:left="1701" w:header="708" w:footer="708" w:gutter="0"/>
+      <w:pgMar w:top="850" w:right="850" w:bottom="850" w:left="850" w:header="708" w:footer="708" w:gutter="0"/>
       <w:cols w:space="708"/>
       <w:docGrid w:linePitch="360"/>
     </w:sectPr>
@@ -469,6 +467,14 @@
   <w:style w:type="paragraph" w:default="1" w:styleId="a">
     <w:name w:val="Normal"/>
     <w:qFormat/>
+    <w:pPr>
+      <w:spacing w:after="0" w:line="240" w:lineRule="auto"/>
+      <w:jc w:val="both"/>
+    </w:pPr>
+    <w:rPr>
+      <w:rFonts w:ascii="Times New Roman" w:hAnsi="Times New Roman" w:cs="Times New Roman"/>
+      <w:sz w:val="24"/>
+    </w:rPr>
   </w:style>
   <w:style w:type="character" w:default="1" w:styleId="a0">
     <w:name w:val="Default Paragraph Font"/>
@@ -502,11 +508,10 @@
     <w:basedOn w:val="a"/>
     <w:rsid w:val="00B740FC"/>
     <w:pPr>
-      <w:spacing w:before="100" w:beforeAutospacing="1" w:after="100" w:afterAutospacing="1" w:line="240" w:lineRule="auto"/>
+      <w:spacing w:before="100" w:beforeAutospacing="1" w:after="100" w:afterAutospacing="1"/>
     </w:pPr>
     <w:rPr>
-      <w:rFonts w:ascii="Times New Roman" w:eastAsia="Times New Roman" w:hAnsi="Times New Roman" w:cs="Times New Roman"/>
-      <w:sz w:val="24"/>
+      <w:rFonts w:eastAsia="Times New Roman"/>
       <w:szCs w:val="24"/>
       <w:lang w:eastAsia="ru-RU"/>
     </w:rPr>
